--- a/text/part1/01SaddlingENPF.docx
+++ b/text/part1/01SaddlingENPF.docx
@@ -34,7 +34,10 @@
     </w:p>
     <w:p>
       <w:r>
-        <w:t>The dragon lowered his head toward the ground, stretching out his neck while continuing to look straight into my eyes. There was no rage, anger, or aggression in that gaze—rather a challenge, a spark of excitement. And also a tense attentiveness and, perhaps, a certain evaluative curiosity.</w:t>
+        <w:t>The dragon lowered his head toward the ground, stretching his neck forward while continuing to look straight into my eyes.</w:t>
+      </w:r>
+      <w:r>
+        <w:t xml:space="preserve"> There was no rage, anger, or aggression in that gaze—rather a challenge, a spark of excitement. And also a tense attentiveness and, perhaps, a certain evaluative curiosity.</w:t>
       </w:r>
     </w:p>
     <w:p>
@@ -50,7 +53,10 @@
         <w:t>y</w:t>
       </w:r>
       <w:r>
-        <w:t>. Still, as I had already learned from experience, possessing information—or even experience—in one’s memory is not the same thing as being able to demonstrate that experience in practice.</w:t>
+        <w:t xml:space="preserve">. </w:t>
+      </w:r>
+      <w:r>
+        <w:t>Still, as I had already learned, having information—or even memories of firsthand experience—is not the same as being able to put that experience into practice.</w:t>
       </w:r>
     </w:p>
     <w:p>
@@ -74,8 +80,13 @@
       </w:r>
     </w:p>
     <w:p>
-      <w:r>
-        <w:t>From what little I had already observed, Korg seemed to possess a calm and balanced temperament, along with a maturity unusual for his age.</w:t>
+      <w:pPr>
+        <w:rPr>
+          <w:lang w:val="en-US"/>
+        </w:rPr>
+      </w:pPr>
+      <w:r>
+        <w:t>From what I had managed to observe so far, Korg seemed to have a calm, even temperament and a maturity unusual for his age.</w:t>
       </w:r>
     </w:p>
     <w:p>
@@ -91,7 +102,10 @@
         <w:t>wranglers</w:t>
       </w:r>
       <w:r>
-        <w:t xml:space="preserve"> claim that dragons can recognize the tiniest details in a person’s appearance and from them judge that person’s character and qualities—almost as if they could read thoughts. The more I learned, the more I became convinced that these stories contained far more truth than idle speculation.</w:t>
+        <w:t xml:space="preserve"> claim that dragons can recognize the tiniest details in a person’s appearance and from them judge that person’s character and qualities—almost as if they could read thoughts. </w:t>
+      </w:r>
+      <w:r>
+        <w:t>The more I observed, the more convinced I became that there was far more truth in these stories than idle speculation.</w:t>
       </w:r>
     </w:p>
     <w:p>
@@ -210,19 +224,10 @@
     </w:p>
     <w:p>
       <w:r>
-        <w:t>The man, as I already knew, was called Augusto. He was a fourth-rank A</w:t>
-      </w:r>
-      <w:r>
-        <w:t>I</w:t>
-      </w:r>
-      <w:r>
-        <w:t>O agent and our primary contact for coordinating pi</w:t>
-      </w:r>
-      <w:r>
-        <w:t>c</w:t>
-      </w:r>
-      <w:r>
-        <w:t>kings at the Seventh Gate in Variant Two.</w:t>
+        <w:t xml:space="preserve">The man, as I already knew, was called Augusto. </w:t>
+      </w:r>
+      <w:r>
+        <w:t>He was a fourth-rank AIO agent and our primary contact for coordinating picking operations at the Seventh Gate in Variant Two.</w:t>
       </w:r>
     </w:p>
     <w:p>
@@ -233,25 +238,19 @@
         <w:t>heavy brown leather jacket, worn over a coarse canvas shirt</w:t>
       </w:r>
       <w:r>
-        <w:t xml:space="preserve">. A wide belt and well-worn boots completed the look, </w:t>
-      </w:r>
-      <w:r>
-        <w:t xml:space="preserve">loose trousers of rough, indeterminate fabric </w:t>
-      </w:r>
-      <w:r>
-        <w:t xml:space="preserve">were </w:t>
-      </w:r>
-      <w:r>
-        <w:t>tucked into</w:t>
-      </w:r>
-      <w:r>
+        <w:t xml:space="preserve">. </w:t>
+      </w:r>
+      <w:r>
+        <w:t>A wide belt and well-worn boots completed the look, with loose trousers of coarse, indeterminate fabric tucked into the boots.</w:t>
+      </w:r>
+      <w:r>
+        <w:rPr>
+          <w:lang w:val="en-US"/>
+        </w:rPr>
         <w:t xml:space="preserve"> </w:t>
       </w:r>
       <w:r>
-        <w:t>the latter</w:t>
-      </w:r>
-      <w:r>
-        <w:t>. Gray showed clearly in his tangled hair and beard, and the gaze of his deep-set, slightly narrowed eyes was steady and intent.</w:t>
+        <w:t>Gray showed clearly in his tangled hair and beard, and the gaze of his deep-set, slightly narrowed eyes was steady and intent.</w:t>
       </w:r>
     </w:p>
     <w:p>
@@ -355,13 +354,13 @@
         <w:t>;</w:t>
       </w:r>
       <w:r>
-        <w:t xml:space="preserve"> a leather purse with my </w:t>
-      </w:r>
-      <w:r>
-        <w:t>money allowance</w:t>
-      </w:r>
-      <w:r>
-        <w:t xml:space="preserve"> in local coin; and a leather sheath from which the hilts of two blades protruded in opposite directions.</w:t>
+        <w:t xml:space="preserve"> </w:t>
+      </w:r>
+      <w:r>
+        <w:t>a leather purse containing my allowance in local coins</w:t>
+      </w:r>
+      <w:r>
+        <w:t>; and a leather sheath from which the hilts of two blades protruded in opposite directions.</w:t>
       </w:r>
     </w:p>
     <w:p>
@@ -477,34 +476,13 @@
         <w:t>’</w:t>
       </w:r>
       <w:r>
-        <w:t xml:space="preserve">—the </w:t>
-      </w:r>
-      <w:r>
-        <w:t>“</w:t>
-      </w:r>
-      <w:r>
-        <w:t>female</w:t>
-      </w:r>
-      <w:r>
-        <w:t>”</w:t>
-      </w:r>
-      <w:r>
-        <w:t xml:space="preserve"> blade, </w:t>
-      </w:r>
-      <w:r>
-        <w:t xml:space="preserve">with </w:t>
-      </w:r>
-      <w:r>
-        <w:t>hilt</w:t>
-      </w:r>
-      <w:r>
-        <w:t xml:space="preserve"> </w:t>
-      </w:r>
-      <w:r>
-        <w:t>to</w:t>
-      </w:r>
-      <w:r>
-        <w:t xml:space="preserve"> the right—is a broad, heavy knife, slightly curved, sharpened along the outer edge, with a double-tapered tip. It is used primarily for chopping brush, cutting firewood, or clearing a path through dense undergrowth.</w:t>
+        <w:t>—</w:t>
+      </w:r>
+      <w:r>
+        <w:t>the “female” blade, designed for the right hand—is a broad, heavy, slightly curved knife, sharpened along the outer edge, with a tip beveled on both sides.</w:t>
+      </w:r>
+      <w:r>
+        <w:t xml:space="preserve"> It is used primarily for chopping brush, cutting firewood, or clearing a path through dense undergrowth.</w:t>
       </w:r>
     </w:p>
     <w:p>
@@ -533,8 +511,13 @@
       </w:r>
     </w:p>
     <w:p>
-      <w:r>
-        <w:t xml:space="preserve">From our perspective as striders, there is another important detail: despite being, strictly speaking, cold steel, the </w:t>
+      <w:pPr>
+        <w:rPr>
+          <w:lang w:val="en-US"/>
+        </w:rPr>
+      </w:pPr>
+      <w:r>
+        <w:t xml:space="preserve">From our perspective as striders, there was another important detail: although the </w:t>
       </w:r>
       <w:r>
         <w:t>‘</w:t>
@@ -546,7 +529,7 @@
         <w:t>’</w:t>
       </w:r>
       <w:r>
-        <w:t>—when used purely for defensive purposes—are still classified as Unarmed Control, and therefore contribute to the corresponding strider skill.</w:t>
+        <w:t xml:space="preserve"> were, strictly speaking, bladed weapons, using them purely for defensive purposes was still classified as Unarmed Control and therefore contributed to the corresponding strider skill.</w:t>
       </w:r>
     </w:p>
     <w:p>
@@ -623,7 +606,7 @@
     </w:p>
     <w:p>
       <w:r>
-        <w:t>“Mac, everything you need—you have it. In your memory, even if it isn’t real, you’ve already done this. Now you just have to repeat it. Most candidates don’t even have that—and still, they manage.”</w:t>
+        <w:t>“Mac, you already have everything you need. In your memory—even if it’s a false memory—you’ve already done this. Now you just have to repeat it. Most candidates don’t even have that advantage—and still, they manage.”</w:t>
       </w:r>
     </w:p>
     <w:p>
@@ -700,8 +683,13 @@
       </w:r>
     </w:p>
     <w:p>
-      <w:r>
-        <w:t>I couldn’t help it—I snorted.</w:t>
+      <w:pPr>
+        <w:rPr>
+          <w:lang w:val="en-US"/>
+        </w:rPr>
+      </w:pPr>
+      <w:r>
+        <w:t>I couldn’t help it—I let out a snort of laughter.</w:t>
       </w:r>
     </w:p>
     <w:p>
@@ -785,8 +773,13 @@
       </w:r>
     </w:p>
     <w:p>
-      <w:r>
-        <w:t>Then I felt it—Korg dipping slightly, coiling, and pushing off the ground.</w:t>
+      <w:pPr>
+        <w:rPr>
+          <w:lang w:val="en-US"/>
+        </w:rPr>
+      </w:pPr>
+      <w:r>
+        <w:t>Then I felt Korg crouch slightly before pushing off the ground.</w:t>
       </w:r>
     </w:p>
     <w:p>
@@ -841,8 +834,13 @@
       </w:r>
     </w:p>
     <w:p>
-      <w:r>
-        <w:t>“Thank you, Korg,” I said quietly. “I’ll do my best to earn your trust.”</w:t>
+      <w:pPr>
+        <w:rPr>
+          <w:lang w:val="en-US"/>
+        </w:rPr>
+      </w:pPr>
+      <w:r>
+        <w:t>“Thank you, Korg,” I said with genuine gratitude. “I’ll do my best to live up to your trust.”</w:t>
       </w:r>
     </w:p>
     <w:p>
@@ -917,7 +915,7 @@
     </w:p>
     <w:p>
       <w:r>
-        <w:t>Korg beat his wings a few more times, then spread them wide and, banking smoothly, began to descend—circling back toward the clearing where the others were waiting.</w:t>
+        <w:t>Korg beat his wings a few more times, then spread them wide and began to descend in a smooth turn, heading back toward the clearing where the others were waiting.</w:t>
       </w:r>
     </w:p>
     <w:sectPr>
